--- a/docs/추가_HE_parquet_내부구조.docx
+++ b/docs/추가_HE_parquet_내부구조.docx
@@ -883,7 +883,27 @@
           <w:sz w:val="21"/>
           <w:szCs w:val="21"/>
         </w:rPr>
-        <w:t xml:space="preserve">한 행에 들어있는 값의 형태</w:t>
+        <w:t xml:space="preserve">한 칸에 숫자가 뭉텅이로 들어있다</w:t>
+      </w:r>
+    </w:p>
+    <w:p>
+      <w:pPr>
+        <w:pBdr>
+          <w:left w:val="single" w:color="2F5496" w:sz="18" w:space="8"/>
+        </w:pBdr>
+        <w:shd w:fill="EAF1FB" w:val="clear"/>
+        <w:spacing w:after="150" w:before="60"/>
+      </w:pPr>
+      <w:r>
+        <w:rPr>
+          <w:rFonts w:ascii="Malgun Gothic" w:cs="Malgun Gothic" w:eastAsia="Malgun Gothic" w:hAnsi="Malgun Gothic"/>
+          <w:b/>
+          <w:bCs/>
+          <w:color w:val="1F3864"/>
+          <w:sz w:val="21"/>
+          <w:szCs w:val="21"/>
+        </w:rPr>
+        <w:t xml:space="preserve">일반적인 표는 한 칸에 숫자 하나가 들어가지만, 이 파일은 한 칸에 숫자 수십~수십만 개가 통째로 들어간다.</w:t>
       </w:r>
     </w:p>
     <w:p>
@@ -896,7 +916,643 @@
           <w:sz w:val="20"/>
           <w:szCs w:val="20"/>
         </w:rPr>
-        <w:t xml:space="preserve">대부분의 컬럼은 숫자 몇 개짜리 1차원 배열이지만, 세 개는 중첩 배열이다. depth는 480×640 크기의 2차원 배열이 매 행마다 통째로 들어가고, lidar는 (점 개수)×3 배열이 들어간다. 점 개수는 프레임마다 달라 3,700~4,900개 사이에서 변한다. tactile.values는 18×4 배열이다.</w:t>
+        <w:t xml:space="preserve">예를 들어 arm_joints 컬럼의 한 칸에는 팔 관절 14개의 각도가 한 줄로 들어 있고, depth 컬럼의 한 칸에는 480×640 크기의 숫자판, 즉 307,200개의 값이 통째로 들어 있다. 각 값은 그 픽셀까지의 거리(mm)이므로, 사실상 거리 이미지 한 장이 셀 하나에 담겨 있는 셈이다.</w:t>
+      </w:r>
+    </w:p>
+    <w:tbl>
+      <w:tblPr>
+        <w:tblW w:type="dxa" w:w="9026"/>
+        <w:tblBorders>
+          <w:top w:val="single" w:color="auto" w:sz="4"/>
+          <w:left w:val="single" w:color="auto" w:sz="4"/>
+          <w:bottom w:val="single" w:color="auto" w:sz="4"/>
+          <w:right w:val="single" w:color="auto" w:sz="4"/>
+          <w:insideH w:val="single" w:color="auto" w:sz="4"/>
+          <w:insideV w:val="single" w:color="auto" w:sz="4"/>
+        </w:tblBorders>
+      </w:tblPr>
+      <w:tblGrid>
+        <w:gridCol w:w="2166"/>
+        <w:gridCol w:w="4694"/>
+        <w:gridCol w:w="2166"/>
+      </w:tblGrid>
+      <w:tr>
+        <w:trPr>
+          <w:tblHeader/>
+        </w:trPr>
+        <w:tc>
+          <w:tcPr>
+            <w:tcW w:type="dxa" w:w="2166"/>
+            <w:shd w:fill="D9E2F3" w:val="clear"/>
+            <w:tcMar>
+              <w:top w:type="dxa" w:w="55"/>
+              <w:left w:type="dxa" w:w="100"/>
+              <w:bottom w:type="dxa" w:w="55"/>
+              <w:right w:type="dxa" w:w="100"/>
+            </w:tcMar>
+          </w:tcPr>
+          <w:p>
+            <w:pPr>
+              <w:spacing w:after="0"/>
+              <w:jc w:val="left"/>
+            </w:pPr>
+            <w:r>
+              <w:rPr>
+                <w:rFonts w:ascii="Malgun Gothic" w:cs="Malgun Gothic" w:eastAsia="Malgun Gothic" w:hAnsi="Malgun Gothic"/>
+                <w:b/>
+                <w:bCs/>
+                <w:sz w:val="18"/>
+                <w:szCs w:val="18"/>
+              </w:rPr>
+              <w:t xml:space="preserve">컬럼</w:t>
+            </w:r>
+          </w:p>
+        </w:tc>
+        <w:tc>
+          <w:tcPr>
+            <w:tcW w:type="dxa" w:w="4694"/>
+            <w:shd w:fill="D9E2F3" w:val="clear"/>
+            <w:tcMar>
+              <w:top w:type="dxa" w:w="55"/>
+              <w:left w:type="dxa" w:w="100"/>
+              <w:bottom w:type="dxa" w:w="55"/>
+              <w:right w:type="dxa" w:w="100"/>
+            </w:tcMar>
+          </w:tcPr>
+          <w:p>
+            <w:pPr>
+              <w:spacing w:after="0"/>
+              <w:jc w:val="left"/>
+            </w:pPr>
+            <w:r>
+              <w:rPr>
+                <w:rFonts w:ascii="Malgun Gothic" w:cs="Malgun Gothic" w:eastAsia="Malgun Gothic" w:hAnsi="Malgun Gothic"/>
+                <w:b/>
+                <w:bCs/>
+                <w:sz w:val="18"/>
+                <w:szCs w:val="18"/>
+              </w:rPr>
+              <w:t xml:space="preserve">한 칸에 담기는 것</w:t>
+            </w:r>
+          </w:p>
+        </w:tc>
+        <w:tc>
+          <w:tcPr>
+            <w:tcW w:type="dxa" w:w="2166"/>
+            <w:shd w:fill="D9E2F3" w:val="clear"/>
+            <w:tcMar>
+              <w:top w:type="dxa" w:w="55"/>
+              <w:left w:type="dxa" w:w="100"/>
+              <w:bottom w:type="dxa" w:w="55"/>
+              <w:right w:type="dxa" w:w="100"/>
+            </w:tcMar>
+          </w:tcPr>
+          <w:p>
+            <w:pPr>
+              <w:spacing w:after="0"/>
+              <w:jc w:val="left"/>
+            </w:pPr>
+            <w:r>
+              <w:rPr>
+                <w:rFonts w:ascii="Malgun Gothic" w:cs="Malgun Gothic" w:eastAsia="Malgun Gothic" w:hAnsi="Malgun Gothic"/>
+                <w:b/>
+                <w:bCs/>
+                <w:sz w:val="18"/>
+                <w:szCs w:val="18"/>
+              </w:rPr>
+              <w:t xml:space="preserve">숫자 개수</w:t>
+            </w:r>
+          </w:p>
+        </w:tc>
+      </w:tr>
+      <w:tr>
+        <w:tc>
+          <w:tcPr>
+            <w:tcW w:type="dxa" w:w="2166"/>
+            <w:tcMar>
+              <w:top w:type="dxa" w:w="55"/>
+              <w:left w:type="dxa" w:w="100"/>
+              <w:bottom w:type="dxa" w:w="55"/>
+              <w:right w:type="dxa" w:w="100"/>
+            </w:tcMar>
+          </w:tcPr>
+          <w:p>
+            <w:pPr>
+              <w:spacing w:after="0"/>
+              <w:jc w:val="left"/>
+            </w:pPr>
+            <w:r>
+              <w:rPr>
+                <w:rFonts w:ascii="Consolas" w:cs="Consolas" w:eastAsia="Consolas" w:hAnsi="Consolas"/>
+                <w:b w:val="false"/>
+                <w:bCs w:val="false"/>
+                <w:sz w:val="18"/>
+                <w:szCs w:val="18"/>
+              </w:rPr>
+              <w:t xml:space="preserve">arm_joints</w:t>
+            </w:r>
+          </w:p>
+        </w:tc>
+        <w:tc>
+          <w:tcPr>
+            <w:tcW w:type="dxa" w:w="4694"/>
+            <w:tcMar>
+              <w:top w:type="dxa" w:w="55"/>
+              <w:left w:type="dxa" w:w="100"/>
+              <w:bottom w:type="dxa" w:w="55"/>
+              <w:right w:type="dxa" w:w="100"/>
+            </w:tcMar>
+          </w:tcPr>
+          <w:p>
+            <w:pPr>
+              <w:spacing w:after="0"/>
+              <w:jc w:val="left"/>
+            </w:pPr>
+            <w:r>
+              <w:rPr>
+                <w:rFonts w:ascii="Malgun Gothic" w:cs="Malgun Gothic" w:eastAsia="Malgun Gothic" w:hAnsi="Malgun Gothic"/>
+                <w:b w:val="false"/>
+                <w:bCs w:val="false"/>
+                <w:sz w:val="18"/>
+                <w:szCs w:val="18"/>
+              </w:rPr>
+              <w:t xml:space="preserve">팔 관절 14개의 각도</w:t>
+            </w:r>
+          </w:p>
+        </w:tc>
+        <w:tc>
+          <w:tcPr>
+            <w:tcW w:type="dxa" w:w="2166"/>
+            <w:tcMar>
+              <w:top w:type="dxa" w:w="55"/>
+              <w:left w:type="dxa" w:w="100"/>
+              <w:bottom w:type="dxa" w:w="55"/>
+              <w:right w:type="dxa" w:w="100"/>
+            </w:tcMar>
+          </w:tcPr>
+          <w:p>
+            <w:pPr>
+              <w:spacing w:after="0"/>
+              <w:jc w:val="left"/>
+            </w:pPr>
+            <w:r>
+              <w:rPr>
+                <w:rFonts w:ascii="Malgun Gothic" w:cs="Malgun Gothic" w:eastAsia="Malgun Gothic" w:hAnsi="Malgun Gothic"/>
+                <w:b w:val="false"/>
+                <w:bCs w:val="false"/>
+                <w:sz w:val="18"/>
+                <w:szCs w:val="18"/>
+              </w:rPr>
+              <w:t xml:space="preserve">14</w:t>
+            </w:r>
+          </w:p>
+        </w:tc>
+      </w:tr>
+      <w:tr>
+        <w:tc>
+          <w:tcPr>
+            <w:tcW w:type="dxa" w:w="2166"/>
+            <w:tcMar>
+              <w:top w:type="dxa" w:w="55"/>
+              <w:left w:type="dxa" w:w="100"/>
+              <w:bottom w:type="dxa" w:w="55"/>
+              <w:right w:type="dxa" w:w="100"/>
+            </w:tcMar>
+          </w:tcPr>
+          <w:p>
+            <w:pPr>
+              <w:spacing w:after="0"/>
+              <w:jc w:val="left"/>
+            </w:pPr>
+            <w:r>
+              <w:rPr>
+                <w:rFonts w:ascii="Consolas" w:cs="Consolas" w:eastAsia="Consolas" w:hAnsi="Consolas"/>
+                <w:b w:val="false"/>
+                <w:bCs w:val="false"/>
+                <w:sz w:val="18"/>
+                <w:szCs w:val="18"/>
+              </w:rPr>
+              <w:t xml:space="preserve">hand_joints</w:t>
+            </w:r>
+          </w:p>
+        </w:tc>
+        <w:tc>
+          <w:tcPr>
+            <w:tcW w:type="dxa" w:w="4694"/>
+            <w:tcMar>
+              <w:top w:type="dxa" w:w="55"/>
+              <w:left w:type="dxa" w:w="100"/>
+              <w:bottom w:type="dxa" w:w="55"/>
+              <w:right w:type="dxa" w:w="100"/>
+            </w:tcMar>
+          </w:tcPr>
+          <w:p>
+            <w:pPr>
+              <w:spacing w:after="0"/>
+              <w:jc w:val="left"/>
+            </w:pPr>
+            <w:r>
+              <w:rPr>
+                <w:rFonts w:ascii="Malgun Gothic" w:cs="Malgun Gothic" w:eastAsia="Malgun Gothic" w:hAnsi="Malgun Gothic"/>
+                <w:b w:val="false"/>
+                <w:bCs w:val="false"/>
+                <w:sz w:val="18"/>
+                <w:szCs w:val="18"/>
+              </w:rPr>
+              <w:t xml:space="preserve">손 관절 14개의 각도</w:t>
+            </w:r>
+          </w:p>
+        </w:tc>
+        <w:tc>
+          <w:tcPr>
+            <w:tcW w:type="dxa" w:w="2166"/>
+            <w:tcMar>
+              <w:top w:type="dxa" w:w="55"/>
+              <w:left w:type="dxa" w:w="100"/>
+              <w:bottom w:type="dxa" w:w="55"/>
+              <w:right w:type="dxa" w:w="100"/>
+            </w:tcMar>
+          </w:tcPr>
+          <w:p>
+            <w:pPr>
+              <w:spacing w:after="0"/>
+              <w:jc w:val="left"/>
+            </w:pPr>
+            <w:r>
+              <w:rPr>
+                <w:rFonts w:ascii="Malgun Gothic" w:cs="Malgun Gothic" w:eastAsia="Malgun Gothic" w:hAnsi="Malgun Gothic"/>
+                <w:b w:val="false"/>
+                <w:bCs w:val="false"/>
+                <w:sz w:val="18"/>
+                <w:szCs w:val="18"/>
+              </w:rPr>
+              <w:t xml:space="preserve">14</w:t>
+            </w:r>
+          </w:p>
+        </w:tc>
+      </w:tr>
+      <w:tr>
+        <w:tc>
+          <w:tcPr>
+            <w:tcW w:type="dxa" w:w="2166"/>
+            <w:tcMar>
+              <w:top w:type="dxa" w:w="55"/>
+              <w:left w:type="dxa" w:w="100"/>
+              <w:bottom w:type="dxa" w:w="55"/>
+              <w:right w:type="dxa" w:w="100"/>
+            </w:tcMar>
+          </w:tcPr>
+          <w:p>
+            <w:pPr>
+              <w:spacing w:after="0"/>
+              <w:jc w:val="left"/>
+            </w:pPr>
+            <w:r>
+              <w:rPr>
+                <w:rFonts w:ascii="Consolas" w:cs="Consolas" w:eastAsia="Consolas" w:hAnsi="Consolas"/>
+                <w:b w:val="false"/>
+                <w:bCs w:val="false"/>
+                <w:sz w:val="18"/>
+                <w:szCs w:val="18"/>
+              </w:rPr>
+              <w:t xml:space="preserve">tactile.values</w:t>
+            </w:r>
+          </w:p>
+        </w:tc>
+        <w:tc>
+          <w:tcPr>
+            <w:tcW w:type="dxa" w:w="4694"/>
+            <w:tcMar>
+              <w:top w:type="dxa" w:w="55"/>
+              <w:left w:type="dxa" w:w="100"/>
+              <w:bottom w:type="dxa" w:w="55"/>
+              <w:right w:type="dxa" w:w="100"/>
+            </w:tcMar>
+          </w:tcPr>
+          <w:p>
+            <w:pPr>
+              <w:spacing w:after="0"/>
+              <w:jc w:val="left"/>
+            </w:pPr>
+            <w:r>
+              <w:rPr>
+                <w:rFonts w:ascii="Malgun Gothic" w:cs="Malgun Gothic" w:eastAsia="Malgun Gothic" w:hAnsi="Malgun Gothic"/>
+                <w:b w:val="false"/>
+                <w:bCs w:val="false"/>
+                <w:sz w:val="18"/>
+                <w:szCs w:val="18"/>
+              </w:rPr>
+              <w:t xml:space="preserve">센서 18개 × 채널 4개</w:t>
+            </w:r>
+          </w:p>
+        </w:tc>
+        <w:tc>
+          <w:tcPr>
+            <w:tcW w:type="dxa" w:w="2166"/>
+            <w:tcMar>
+              <w:top w:type="dxa" w:w="55"/>
+              <w:left w:type="dxa" w:w="100"/>
+              <w:bottom w:type="dxa" w:w="55"/>
+              <w:right w:type="dxa" w:w="100"/>
+            </w:tcMar>
+          </w:tcPr>
+          <w:p>
+            <w:pPr>
+              <w:spacing w:after="0"/>
+              <w:jc w:val="left"/>
+            </w:pPr>
+            <w:r>
+              <w:rPr>
+                <w:rFonts w:ascii="Malgun Gothic" w:cs="Malgun Gothic" w:eastAsia="Malgun Gothic" w:hAnsi="Malgun Gothic"/>
+                <w:b w:val="false"/>
+                <w:bCs w:val="false"/>
+                <w:sz w:val="18"/>
+                <w:szCs w:val="18"/>
+              </w:rPr>
+              <w:t xml:space="preserve">72</w:t>
+            </w:r>
+          </w:p>
+        </w:tc>
+      </w:tr>
+      <w:tr>
+        <w:tc>
+          <w:tcPr>
+            <w:tcW w:type="dxa" w:w="2166"/>
+            <w:tcMar>
+              <w:top w:type="dxa" w:w="55"/>
+              <w:left w:type="dxa" w:w="100"/>
+              <w:bottom w:type="dxa" w:w="55"/>
+              <w:right w:type="dxa" w:w="100"/>
+            </w:tcMar>
+          </w:tcPr>
+          <w:p>
+            <w:pPr>
+              <w:spacing w:after="0"/>
+              <w:jc w:val="left"/>
+            </w:pPr>
+            <w:r>
+              <w:rPr>
+                <w:rFonts w:ascii="Consolas" w:cs="Consolas" w:eastAsia="Consolas" w:hAnsi="Consolas"/>
+                <w:b w:val="false"/>
+                <w:bCs w:val="false"/>
+                <w:sz w:val="18"/>
+                <w:szCs w:val="18"/>
+              </w:rPr>
+              <w:t xml:space="preserve">action</w:t>
+            </w:r>
+          </w:p>
+        </w:tc>
+        <w:tc>
+          <w:tcPr>
+            <w:tcW w:type="dxa" w:w="4694"/>
+            <w:tcMar>
+              <w:top w:type="dxa" w:w="55"/>
+              <w:left w:type="dxa" w:w="100"/>
+              <w:bottom w:type="dxa" w:w="55"/>
+              <w:right w:type="dxa" w:w="100"/>
+            </w:tcMar>
+          </w:tcPr>
+          <w:p>
+            <w:pPr>
+              <w:spacing w:after="0"/>
+              <w:jc w:val="left"/>
+            </w:pPr>
+            <w:r>
+              <w:rPr>
+                <w:rFonts w:ascii="Malgun Gothic" w:cs="Malgun Gothic" w:eastAsia="Malgun Gothic" w:hAnsi="Malgun Gothic"/>
+                <w:b w:val="false"/>
+                <w:bCs w:val="false"/>
+                <w:sz w:val="18"/>
+                <w:szCs w:val="18"/>
+              </w:rPr>
+              <w:t xml:space="preserve">손·팔 목표 각도</w:t>
+            </w:r>
+          </w:p>
+        </w:tc>
+        <w:tc>
+          <w:tcPr>
+            <w:tcW w:type="dxa" w:w="2166"/>
+            <w:tcMar>
+              <w:top w:type="dxa" w:w="55"/>
+              <w:left w:type="dxa" w:w="100"/>
+              <w:bottom w:type="dxa" w:w="55"/>
+              <w:right w:type="dxa" w:w="100"/>
+            </w:tcMar>
+          </w:tcPr>
+          <w:p>
+            <w:pPr>
+              <w:spacing w:after="0"/>
+              <w:jc w:val="left"/>
+            </w:pPr>
+            <w:r>
+              <w:rPr>
+                <w:rFonts w:ascii="Malgun Gothic" w:cs="Malgun Gothic" w:eastAsia="Malgun Gothic" w:hAnsi="Malgun Gothic"/>
+                <w:b w:val="false"/>
+                <w:bCs w:val="false"/>
+                <w:sz w:val="18"/>
+                <w:szCs w:val="18"/>
+              </w:rPr>
+              <w:t xml:space="preserve">28</w:t>
+            </w:r>
+          </w:p>
+        </w:tc>
+      </w:tr>
+      <w:tr>
+        <w:tc>
+          <w:tcPr>
+            <w:tcW w:type="dxa" w:w="2166"/>
+            <w:tcMar>
+              <w:top w:type="dxa" w:w="55"/>
+              <w:left w:type="dxa" w:w="100"/>
+              <w:bottom w:type="dxa" w:w="55"/>
+              <w:right w:type="dxa" w:w="100"/>
+            </w:tcMar>
+          </w:tcPr>
+          <w:p>
+            <w:pPr>
+              <w:spacing w:after="0"/>
+              <w:jc w:val="left"/>
+            </w:pPr>
+            <w:r>
+              <w:rPr>
+                <w:rFonts w:ascii="Consolas" w:cs="Consolas" w:eastAsia="Consolas" w:hAnsi="Consolas"/>
+                <w:b w:val="false"/>
+                <w:bCs w:val="false"/>
+                <w:sz w:val="18"/>
+                <w:szCs w:val="18"/>
+              </w:rPr>
+              <w:t xml:space="preserve">lidar</w:t>
+            </w:r>
+          </w:p>
+        </w:tc>
+        <w:tc>
+          <w:tcPr>
+            <w:tcW w:type="dxa" w:w="4694"/>
+            <w:tcMar>
+              <w:top w:type="dxa" w:w="55"/>
+              <w:left w:type="dxa" w:w="100"/>
+              <w:bottom w:type="dxa" w:w="55"/>
+              <w:right w:type="dxa" w:w="100"/>
+            </w:tcMar>
+          </w:tcPr>
+          <w:p>
+            <w:pPr>
+              <w:spacing w:after="0"/>
+              <w:jc w:val="left"/>
+            </w:pPr>
+            <w:r>
+              <w:rPr>
+                <w:rFonts w:ascii="Malgun Gothic" w:cs="Malgun Gothic" w:eastAsia="Malgun Gothic" w:hAnsi="Malgun Gothic"/>
+                <w:b w:val="false"/>
+                <w:bCs w:val="false"/>
+                <w:sz w:val="18"/>
+                <w:szCs w:val="18"/>
+              </w:rPr>
+              <w:t xml:space="preserve">점 하나당 좌표 3개 × 점 개수</w:t>
+            </w:r>
+          </w:p>
+        </w:tc>
+        <w:tc>
+          <w:tcPr>
+            <w:tcW w:type="dxa" w:w="2166"/>
+            <w:tcMar>
+              <w:top w:type="dxa" w:w="55"/>
+              <w:left w:type="dxa" w:w="100"/>
+              <w:bottom w:type="dxa" w:w="55"/>
+              <w:right w:type="dxa" w:w="100"/>
+            </w:tcMar>
+          </w:tcPr>
+          <w:p>
+            <w:pPr>
+              <w:spacing w:after="0"/>
+              <w:jc w:val="left"/>
+            </w:pPr>
+            <w:r>
+              <w:rPr>
+                <w:rFonts w:ascii="Malgun Gothic" w:cs="Malgun Gothic" w:eastAsia="Malgun Gothic" w:hAnsi="Malgun Gothic"/>
+                <w:b w:val="false"/>
+                <w:bCs w:val="false"/>
+                <w:sz w:val="18"/>
+                <w:szCs w:val="18"/>
+              </w:rPr>
+              <w:t xml:space="preserve">약 11,000 ~ 14,700</w:t>
+            </w:r>
+          </w:p>
+        </w:tc>
+      </w:tr>
+      <w:tr>
+        <w:tc>
+          <w:tcPr>
+            <w:tcW w:type="dxa" w:w="2166"/>
+            <w:tcMar>
+              <w:top w:type="dxa" w:w="55"/>
+              <w:left w:type="dxa" w:w="100"/>
+              <w:bottom w:type="dxa" w:w="55"/>
+              <w:right w:type="dxa" w:w="100"/>
+            </w:tcMar>
+          </w:tcPr>
+          <w:p>
+            <w:pPr>
+              <w:spacing w:after="0"/>
+              <w:jc w:val="left"/>
+            </w:pPr>
+            <w:r>
+              <w:rPr>
+                <w:rFonts w:ascii="Consolas" w:cs="Consolas" w:eastAsia="Consolas" w:hAnsi="Consolas"/>
+                <w:b w:val="false"/>
+                <w:bCs w:val="false"/>
+                <w:sz w:val="18"/>
+                <w:szCs w:val="18"/>
+              </w:rPr>
+              <w:t xml:space="preserve">depth</w:t>
+            </w:r>
+          </w:p>
+        </w:tc>
+        <w:tc>
+          <w:tcPr>
+            <w:tcW w:type="dxa" w:w="4694"/>
+            <w:tcMar>
+              <w:top w:type="dxa" w:w="55"/>
+              <w:left w:type="dxa" w:w="100"/>
+              <w:bottom w:type="dxa" w:w="55"/>
+              <w:right w:type="dxa" w:w="100"/>
+            </w:tcMar>
+          </w:tcPr>
+          <w:p>
+            <w:pPr>
+              <w:spacing w:after="0"/>
+              <w:jc w:val="left"/>
+            </w:pPr>
+            <w:r>
+              <w:rPr>
+                <w:rFonts w:ascii="Malgun Gothic" w:cs="Malgun Gothic" w:eastAsia="Malgun Gothic" w:hAnsi="Malgun Gothic"/>
+                <w:b w:val="false"/>
+                <w:bCs w:val="false"/>
+                <w:sz w:val="18"/>
+                <w:szCs w:val="18"/>
+              </w:rPr>
+              <w:t xml:space="preserve">480줄 × 640칸의 거리값 (거리 이미지 1장)</w:t>
+            </w:r>
+          </w:p>
+        </w:tc>
+        <w:tc>
+          <w:tcPr>
+            <w:tcW w:type="dxa" w:w="2166"/>
+            <w:tcMar>
+              <w:top w:type="dxa" w:w="55"/>
+              <w:left w:type="dxa" w:w="100"/>
+              <w:bottom w:type="dxa" w:w="55"/>
+              <w:right w:type="dxa" w:w="100"/>
+            </w:tcMar>
+          </w:tcPr>
+          <w:p>
+            <w:pPr>
+              <w:spacing w:after="0"/>
+              <w:jc w:val="left"/>
+            </w:pPr>
+            <w:r>
+              <w:rPr>
+                <w:rFonts w:ascii="Malgun Gothic" w:cs="Malgun Gothic" w:eastAsia="Malgun Gothic" w:hAnsi="Malgun Gothic"/>
+                <w:b w:val="false"/>
+                <w:bCs w:val="false"/>
+                <w:sz w:val="18"/>
+                <w:szCs w:val="18"/>
+              </w:rPr>
+              <w:t xml:space="preserve">307,200</w:t>
+            </w:r>
+          </w:p>
+        </w:tc>
+      </w:tr>
+    </w:tbl>
+    <w:p>
+      <w:pPr>
+        <w:spacing w:after="120" w:before="90"/>
+      </w:pPr>
+      <w:r>
+        <w:rPr>
+          <w:rFonts w:ascii="Malgun Gothic" w:cs="Malgun Gothic" w:eastAsia="Malgun Gothic" w:hAnsi="Malgun Gothic"/>
+          <w:sz w:val="20"/>
+          <w:szCs w:val="20"/>
+        </w:rPr>
+        <w:t xml:space="preserve">크기가 항상 일정한 다른 컬럼과 달리, lidar만 프레임마다 점 개수가 3,700~4,900개 사이에서 달라진다. 레이저를 쏴서 되돌아온 점만 기록되기 때문이다.</w:t>
+      </w:r>
+    </w:p>
+    <w:p>
+      <w:pPr>
+        <w:pBdr>
+          <w:left w:val="single" w:color="C00000" w:sz="18" w:space="8"/>
+        </w:pBdr>
+        <w:shd w:fill="FDECEA" w:val="clear"/>
+        <w:spacing w:after="140" w:before="80"/>
+      </w:pPr>
+      <w:r>
+        <w:rPr>
+          <w:rFonts w:ascii="Malgun Gothic" w:cs="Malgun Gothic" w:eastAsia="Malgun Gothic" w:hAnsi="Malgun Gothic"/>
+          <w:color w:val="843C0C"/>
+          <w:sz w:val="19"/>
+          <w:szCs w:val="19"/>
+        </w:rPr>
+        <w:t xml:space="preserve">lidar는 프레임마다 크기가 달라 그대로 쌓아서 학습용 배열로 만들 수 없다. 일정 개수만 골라 쓰거나(샘플링), 빈자리를 0으로 채우는(패딩) 처리가 반드시 필요하다. depth는 항상 480×640으로 고정이라 이런 처리가 필요 없다.</w:t>
       </w:r>
     </w:p>
     <w:p>
